--- a/zht/docx/015.content.docx
+++ b/zht/docx/015.content.docx
@@ -19,7 +19,7 @@
         <w:rPr>
           <w:lang w:val="zh_TW" w:bidi="zh_TW"/>
         </w:rPr>
-        <w:t>Resource: Tyndale Open Study Notes</w:t>
+        <w:t>Resource: Aquifer Open Study Notes (Profiles)</w:t>
       </w:r>
       <w:r>
         <w:rPr>
@@ -112,7 +112,7 @@
         <w:rPr>
           <w:lang w:val="zh_TW" w:bidi="zh_TW"/>
         </w:rPr>
-        <w:t>Tyndale Open Study Notes</w:t>
+        <w:t>Aquifer Open Study Notes (Profiles)</w:t>
       </w:r>
     </w:p>
     <w:p>

--- a/zht/docx/015.content.docx
+++ b/zht/docx/015.content.docx
@@ -261,144 +261,96 @@
         </w:rPr>
         <w:t>「列國表」中記載的赫，即是赫人始祖，亦為迦南的第二個兒子（</w:t>
       </w:r>
-      <w:hyperlink r:id="rId13">
-        <w:r>
-          <w:rPr>
-            <w:lang w:val="zh_TW" w:bidi="zh_TW"/>
-          </w:rPr>
-          <w:rPr>
-            <w:color w:val="0000EE"/>
-            <w:u w:val="single"/>
-          </w:rPr>
-          <w:t>創10:15</w:t>
-        </w:r>
-      </w:hyperlink>
+      <w:r>
+        <w:rPr>
+          <w:lang w:val="zh_TW" w:bidi="zh_TW"/>
+        </w:rPr>
+        <w:t>創10:15</w:t>
+      </w:r>
       <w:r>
         <w:rPr>
           <w:lang w:val="zh_TW" w:bidi="zh_TW"/>
         </w:rPr>
         <w:t>；另見</w:t>
       </w:r>
-      <w:hyperlink r:id="rId14">
-        <w:r>
-          <w:rPr>
-            <w:lang w:val="zh_TW" w:bidi="zh_TW"/>
-          </w:rPr>
-          <w:rPr>
-            <w:color w:val="0000EE"/>
-            <w:u w:val="single"/>
-          </w:rPr>
-          <w:t>代上1:13</w:t>
-        </w:r>
-      </w:hyperlink>
+      <w:r>
+        <w:rPr>
+          <w:lang w:val="zh_TW" w:bidi="zh_TW"/>
+        </w:rPr>
+        <w:t>代上1:13</w:t>
+      </w:r>
       <w:r>
         <w:rPr>
           <w:lang w:val="zh_TW" w:bidi="zh_TW"/>
         </w:rPr>
         <w:t>及其註腳）。赫的兒子多次出現在亞伯拉罕購買麥比拉洞的故事中（</w:t>
       </w:r>
-      <w:hyperlink r:id="rId15">
-        <w:r>
-          <w:rPr>
-            <w:lang w:val="zh_TW" w:bidi="zh_TW"/>
-          </w:rPr>
-          <w:rPr>
-            <w:color w:val="0000EE"/>
-            <w:u w:val="single"/>
-          </w:rPr>
-          <w:t>創23章</w:t>
-        </w:r>
-      </w:hyperlink>
+      <w:r>
+        <w:rPr>
+          <w:lang w:val="zh_TW" w:bidi="zh_TW"/>
+        </w:rPr>
+        <w:t>創23章</w:t>
+      </w:r>
       <w:r>
         <w:rPr>
           <w:lang w:val="zh_TW" w:bidi="zh_TW"/>
         </w:rPr>
         <w:t>）。後來，神命令以色列人消滅應許之地中的所有赫人（</w:t>
       </w:r>
-      <w:hyperlink r:id="rId16">
-        <w:r>
-          <w:rPr>
-            <w:lang w:val="zh_TW" w:bidi="zh_TW"/>
-          </w:rPr>
-          <w:rPr>
-            <w:color w:val="0000EE"/>
-            <w:u w:val="single"/>
-          </w:rPr>
-          <w:t>申7:1–2</w:t>
-        </w:r>
-      </w:hyperlink>
+      <w:r>
+        <w:rPr>
+          <w:lang w:val="zh_TW" w:bidi="zh_TW"/>
+        </w:rPr>
+        <w:t>申7:1–2</w:t>
+      </w:r>
       <w:r>
         <w:rPr>
           <w:lang w:val="zh_TW" w:bidi="zh_TW"/>
         </w:rPr>
         <w:t>）。但以色列人並未完全遵從神的命令（</w:t>
       </w:r>
-      <w:hyperlink r:id="rId17">
-        <w:r>
-          <w:rPr>
-            <w:lang w:val="zh_TW" w:bidi="zh_TW"/>
-          </w:rPr>
-          <w:rPr>
-            <w:color w:val="0000EE"/>
-            <w:u w:val="single"/>
-          </w:rPr>
-          <w:t>王上9:20–21</w:t>
-        </w:r>
-      </w:hyperlink>
+      <w:r>
+        <w:rPr>
+          <w:lang w:val="zh_TW" w:bidi="zh_TW"/>
+        </w:rPr>
+        <w:t>王上9:20–21</w:t>
+      </w:r>
       <w:r>
         <w:rPr>
           <w:lang w:val="zh_TW" w:bidi="zh_TW"/>
         </w:rPr>
         <w:t>）。大衛最優秀的部分戰士是赫人（</w:t>
       </w:r>
-      <w:hyperlink r:id="rId18">
-        <w:r>
-          <w:rPr>
-            <w:lang w:val="zh_TW" w:bidi="zh_TW"/>
-          </w:rPr>
-          <w:rPr>
-            <w:color w:val="0000EE"/>
-            <w:u w:val="single"/>
-          </w:rPr>
-          <w:t>撒上26:6</w:t>
-        </w:r>
-      </w:hyperlink>
+      <w:r>
+        <w:rPr>
+          <w:lang w:val="zh_TW" w:bidi="zh_TW"/>
+        </w:rPr>
+        <w:t>撒上26:6</w:t>
+      </w:r>
       <w:r>
         <w:rPr>
           <w:lang w:val="zh_TW" w:bidi="zh_TW"/>
         </w:rPr>
         <w:t>；</w:t>
       </w:r>
-      <w:hyperlink r:id="rId19">
-        <w:r>
-          <w:rPr>
-            <w:lang w:val="zh_TW" w:bidi="zh_TW"/>
-          </w:rPr>
-          <w:rPr>
-            <w:color w:val="0000EE"/>
-            <w:u w:val="single"/>
-          </w:rPr>
-          <w:t>撒下11–12</w:t>
-        </w:r>
-      </w:hyperlink>
+      <w:r>
+        <w:rPr>
+          <w:lang w:val="zh_TW" w:bidi="zh_TW"/>
+        </w:rPr>
+        <w:t>撒下11–12</w:t>
+      </w:r>
       <w:r>
         <w:rPr>
           <w:lang w:val="zh_TW" w:bidi="zh_TW"/>
         </w:rPr>
         <w:t>）。所羅門也曾與赫人的王進行貿易（</w:t>
       </w:r>
-      <w:hyperlink r:id="rId20">
-        <w:r>
-          <w:rPr>
-            <w:lang w:val="zh_TW" w:bidi="zh_TW"/>
-          </w:rPr>
-          <w:rPr>
-            <w:color w:val="0000EE"/>
-            <w:u w:val="single"/>
-          </w:rPr>
-          <w:t>王上10:29–11:1</w:t>
-        </w:r>
-      </w:hyperlink>
+      <w:r>
+        <w:rPr>
+          <w:lang w:val="zh_TW" w:bidi="zh_TW"/>
+        </w:rPr>
+        <w:t>王上10:29–11:1</w:t>
+      </w:r>
       <w:r>
         <w:rPr>
           <w:lang w:val="zh_TW" w:bidi="zh_TW"/>
@@ -428,126 +380,84 @@
           <w:lang w:val="zh_TW" w:bidi="zh_TW"/>
         </w:rPr>
       </w:r>
-      <w:hyperlink r:id="rId21">
-        <w:r>
-          <w:rPr>
-            <w:lang w:val="zh_TW" w:bidi="zh_TW"/>
-          </w:rPr>
-          <w:rPr>
-            <w:color w:val="0000EE"/>
-            <w:u w:val="single"/>
-          </w:rPr>
-          <w:t>創23:3–20</w:t>
-        </w:r>
-      </w:hyperlink>
+      <w:r>
+        <w:rPr>
+          <w:lang w:val="zh_TW" w:bidi="zh_TW"/>
+        </w:rPr>
+        <w:t>創23:3–20</w:t>
+      </w:r>
       <w:r>
         <w:rPr>
           <w:lang w:val="zh_TW" w:bidi="zh_TW"/>
         </w:rPr>
         <w:t>，</w:t>
       </w:r>
-      <w:hyperlink r:id="rId22">
-        <w:r>
-          <w:rPr>
-            <w:lang w:val="zh_TW" w:bidi="zh_TW"/>
-          </w:rPr>
-          <w:rPr>
-            <w:color w:val="0000EE"/>
-            <w:u w:val="single"/>
-          </w:rPr>
-          <w:t>26:34–35</w:t>
-        </w:r>
-      </w:hyperlink>
+      <w:r>
+        <w:rPr>
+          <w:lang w:val="zh_TW" w:bidi="zh_TW"/>
+        </w:rPr>
+        <w:t>26:34–35</w:t>
+      </w:r>
       <w:r>
         <w:rPr>
           <w:lang w:val="zh_TW" w:bidi="zh_TW"/>
         </w:rPr>
         <w:t>，</w:t>
       </w:r>
-      <w:hyperlink r:id="rId23">
-        <w:r>
-          <w:rPr>
-            <w:lang w:val="zh_TW" w:bidi="zh_TW"/>
-          </w:rPr>
-          <w:rPr>
-            <w:color w:val="0000EE"/>
-            <w:u w:val="single"/>
-          </w:rPr>
-          <w:t>27:46–28:2</w:t>
-        </w:r>
-      </w:hyperlink>
+      <w:r>
+        <w:rPr>
+          <w:lang w:val="zh_TW" w:bidi="zh_TW"/>
+        </w:rPr>
+        <w:t>27:46–28:2</w:t>
+      </w:r>
       <w:r>
         <w:rPr>
           <w:lang w:val="zh_TW" w:bidi="zh_TW"/>
         </w:rPr>
         <w:t>；</w:t>
       </w:r>
-      <w:hyperlink r:id="rId24">
-        <w:r>
-          <w:rPr>
-            <w:lang w:val="zh_TW" w:bidi="zh_TW"/>
-          </w:rPr>
-          <w:rPr>
-            <w:color w:val="0000EE"/>
-            <w:u w:val="single"/>
-          </w:rPr>
-          <w:t>申命記7:1</w:t>
-        </w:r>
-      </w:hyperlink>
+      <w:r>
+        <w:rPr>
+          <w:lang w:val="zh_TW" w:bidi="zh_TW"/>
+        </w:rPr>
+        <w:t>申命記7:1</w:t>
+      </w:r>
       <w:r>
         <w:rPr>
           <w:lang w:val="zh_TW" w:bidi="zh_TW"/>
         </w:rPr>
         <w:t>；</w:t>
       </w:r>
-      <w:hyperlink r:id="rId18">
-        <w:r>
-          <w:rPr>
-            <w:lang w:val="zh_TW" w:bidi="zh_TW"/>
-          </w:rPr>
-          <w:rPr>
-            <w:color w:val="0000EE"/>
-            <w:u w:val="single"/>
-          </w:rPr>
-          <w:t>撒母耳記上26:6</w:t>
-        </w:r>
-      </w:hyperlink>
+      <w:r>
+        <w:rPr>
+          <w:lang w:val="zh_TW" w:bidi="zh_TW"/>
+        </w:rPr>
+        <w:t>撒母耳記上26:6</w:t>
+      </w:r>
       <w:r>
         <w:rPr>
           <w:lang w:val="zh_TW" w:bidi="zh_TW"/>
         </w:rPr>
         <w:t>；</w:t>
       </w:r>
-      <w:hyperlink r:id="rId25">
-        <w:r>
-          <w:rPr>
-            <w:lang w:val="zh_TW" w:bidi="zh_TW"/>
-          </w:rPr>
-          <w:rPr>
-            <w:color w:val="0000EE"/>
-            <w:u w:val="single"/>
-          </w:rPr>
-          <w:t>撒母耳記下11:2–27</w:t>
-        </w:r>
-      </w:hyperlink>
+      <w:r>
+        <w:rPr>
+          <w:lang w:val="zh_TW" w:bidi="zh_TW"/>
+        </w:rPr>
+        <w:t>撒母耳記下11:2–27</w:t>
+      </w:r>
       <w:r>
         <w:rPr>
           <w:lang w:val="zh_TW" w:bidi="zh_TW"/>
         </w:rPr>
         <w:t>；</w:t>
       </w:r>
-      <w:hyperlink r:id="rId26">
-        <w:r>
-          <w:rPr>
-            <w:lang w:val="zh_TW" w:bidi="zh_TW"/>
-          </w:rPr>
-          <w:rPr>
-            <w:color w:val="0000EE"/>
-            <w:u w:val="single"/>
-          </w:rPr>
-          <w:t>列王紀上9:20</w:t>
-        </w:r>
-      </w:hyperlink>
+      <w:r>
+        <w:rPr>
+          <w:lang w:val="zh_TW" w:bidi="zh_TW"/>
+        </w:rPr>
+        <w:t>列王紀上9:20</w:t>
+      </w:r>
       <w:r>
         <w:rPr>
           <w:lang w:val="zh_TW" w:bidi="zh_TW"/>
